--- a/Rekrutteringsopplegg.docx
+++ b/Rekrutteringsopplegg.docx
@@ -1770,7 +1770,7 @@
                 <w:i w:val="0"/>
                 <w:color w:val="14532D"/>
               </w:rPr>
-              <w:t>Gjelder høsten 2026: puljen og søknaden er to prosjekter</w:t>
+              <w:t>Regelen som styrer forholdet mellom pulje og søknad</w:t>
             </w:r>
           </w:p>
           <w:p>
@@ -1783,7 +1783,7 @@
                 <w:i w:val="0"/>
                 <w:color w:val="14532D"/>
               </w:rPr>
-              <w:t xml:space="preserve">Årshjulet under beskriver et normalår. </w:t>
+              <w:t xml:space="preserve">Gjensidigestiftelsen oppgir at </w:t>
             </w:r>
             <w:r>
               <w:rPr>
@@ -1791,7 +1791,15 @@
                 <w:i w:val="0"/>
                 <w:color w:val="14532D"/>
               </w:rPr>
-              <w:t>I 2026 er september et unntak.</w:t>
+              <w:t>første mulige startdato er 1. desember i søknadsåret</w:t>
+            </w:r>
+            <w:r>
+              <w:rPr>
+                <w:b w:val="0"/>
+                <w:i w:val="0"/>
+                <w:color w:val="14532D"/>
+              </w:rPr>
+              <w:t>. Et opplegg som alt er i gang når dere søker, er derfor ikke det dere kan søke på.</w:t>
             </w:r>
           </w:p>
           <w:p>
@@ -1804,7 +1812,7 @@
                 <w:i w:val="0"/>
                 <w:color w:val="14532D"/>
               </w:rPr>
-              <w:t xml:space="preserve">Gjensidigestiftelsen har frist 1. september 2026, og </w:t>
+              <w:t xml:space="preserve">Vil dere kjøre en pulje nå, </w:t>
             </w:r>
             <w:r>
               <w:rPr>
@@ -1812,7 +1820,7 @@
                 <w:i w:val="0"/>
                 <w:color w:val="14532D"/>
               </w:rPr>
-              <w:t>allerede igangsatte prosjekter støttes ikke.</w:t>
+              <w:t>finansier den av klubbens egne midler eller av en ordning uten denne begrensningen</w:t>
             </w:r>
             <w:r>
               <w:rPr>
@@ -1820,7 +1828,7 @@
                 <w:i w:val="0"/>
                 <w:color w:val="14532D"/>
               </w:rPr>
-              <w:t xml:space="preserve"> Kjører klubben høstpuljen og søker om midler til det samme opplegget, er prosjektet i gang — og søknaden faller.</w:t>
+              <w:t>, og søk Gjensidigestiftelsen på neste pulje. Pengekildeoversikten for klubben viser hva som er åpent.</w:t>
             </w:r>
           </w:p>
           <w:p>
@@ -1829,19 +1837,11 @@
             </w:pPr>
             <w:r>
               <w:rPr>
-                <w:b w:val="0"/>
-                <w:i w:val="0"/>
-                <w:color w:val="14532D"/>
-              </w:rPr>
-              <w:t xml:space="preserve">Vil dere likevel kjøre en pulje i høst, </w:t>
-            </w:r>
-            <w:r>
-              <w:rPr>
                 <w:b/>
                 <w:i w:val="0"/>
                 <w:color w:val="14532D"/>
               </w:rPr>
-              <w:t>finansier den av klubbens egne midler eller av en ordning uten denne begrensningen.</w:t>
+              <w:t>Oppdatert 14.09.2026:</w:t>
             </w:r>
             <w:r>
               <w:rPr>
@@ -1849,7 +1849,7 @@
                 <w:i w:val="0"/>
                 <w:color w:val="14532D"/>
               </w:rPr>
-              <w:t xml:space="preserve"> Pengekildeoversikten for klubben viser hva som er åpent nå.</w:t>
+              <w:t xml:space="preserve"> fristen 1. september 2026 er passert, og ingen 2027-utlysning er publisert ennå.</w:t>
             </w:r>
           </w:p>
           <w:p>
